--- a/projects/valuepickr-open-screen/docs/Avenue Supermarts Ltd.docx
+++ b/projects/valuepickr-open-screen/docs/Avenue Supermarts Ltd.docx
@@ -411,6 +411,34 @@
           <w:szCs w:val="24"/>
         </w:rPr>
         <w:t xml:space="preserve">neither</w:t>
+      </w:r>
+    </w:p>
+    <w:p>
+      <w:pPr>
+        <w:spacing w:after="120"/>
+      </w:pPr>
+      <w:r>
+        <w:rPr>
+          <w:color w:val="666666"/>
+          <w:sz w:val="20"/>
+          <w:szCs w:val="20"/>
+        </w:rPr>
+        <w:t xml:space="preserve">4-box gate — tailwind: weak · TAM: no · moat: weak · valuation: no  (score 1 / 4)</w:t>
+      </w:r>
+    </w:p>
+    <w:p>
+      <w:pPr>
+        <w:spacing w:after="120"/>
+      </w:pPr>
+      <w:r>
+        <w:rPr>
+          <w:i/>
+          <w:iCs/>
+          <w:color w:val="666666"/>
+          <w:sz w:val="20"/>
+          <w:szCs w:val="20"/>
+        </w:rPr>
+        <w:t xml:space="preserve">Verdict explicit: 'mega-cap with rich valuation; genuinely large-cap per screen rules, no recent-quarter override applies' (tam=no, valuation=no); DMart's retail-expansion driver and low-cost moat not detailed in this record.</w:t>
       </w:r>
     </w:p>
     <w:p>
